--- a/tailored/cv_vianai-systems_full-stack-developer-remote.docx
+++ b/tailored/cv_vianai-systems_full-stack-developer-remote.docx
@@ -17,7 +17,7 @@
     </w:p>
     <w:p>
       <w:r>
-        <w:t>Email: muzzamilhassandev@gmail.com | Phone: +923055779207 | LinkedIn: linkedin.com/in/muzzamilhassann/ | GitHub: github.com/muzzamilhassan/ | Portfolio: muzzamilhassandev.vercel.app/</w:t>
+        <w:t>Email: muzzamilhassandev@gmail.com | Phone: +923055779207 | Portfolio: https://muzzamilhassandev.vercel.app/</w:t>
       </w:r>
     </w:p>
     <w:p>
@@ -30,7 +30,7 @@
     </w:p>
     <w:p>
       <w:r>
-        <w:t>Full Stack Developer with experience architecting and shipping production-grade SaaS products end-to-end. Proficient in designing and building all aspects of web applications including frontend UI, data pipelines, and backend components. Experienced with HTML, CSS, JavaScript, React, and modern frameworks. Strong backend development skills with Node.js, Express.js, and database management including MySQL, PostgreSQL, and MongoDB. Passionate about creating efficient, scalable solutions and continuously improving development processes. Experience with AI/ML technologies including LangChain, LangGraph, and OpenAI API. E2E ownership of development cycles from tech stack selection to production deployment.</w:t>
+        <w:t>Full Stack Developer with expertise in building production-grade SaaS products end-to-end on the JavaScript/TypeScript ecosystem. Proficient in React, Next.js, TypeScript, Node.js, and various database technologies. Experience with AI integration using LangChain, LangGraph, and OpenAI API. Passionate about creating scalable solutions, optimizing performance, and working in cross-functional teams to deliver exceptional products.</w:t>
       </w:r>
     </w:p>
     <w:p>
@@ -53,12 +53,12 @@
     </w:p>
     <w:p>
       <w:r>
-        <w:t>**Database Management:** PostgreSQL, MySQL, SQLite, MongoDB, Drizzle ORM, Firebase, Supabase</w:t>
+        <w:t>**Database Technologies:** PostgreSQL, MySQL, SQLite, MongoDB, Drizzle ORM, Firebase, Supabase</w:t>
       </w:r>
     </w:p>
     <w:p>
       <w:r>
-        <w:t>**AI/ML Technologies:** LangChain, LangGraph, OpenAI API</w:t>
+        <w:t>**AI &amp; Machine Learning:** LangChain, LangGraph, OpenAI API</w:t>
       </w:r>
     </w:p>
     <w:p>
@@ -68,7 +68,7 @@
     </w:p>
     <w:p>
       <w:r>
-        <w:t>**Additional Tools:** Git, GitHub, Bitbucket, Figma, JIRA, Stripe API, Google Maps API, S3-compatible storage</w:t>
+        <w:t>**Tools &amp; Practices:** Git, GitHub, Bitbucket, Figma, JIRA, Stripe API, Google Maps API, Component Architecture, Lazy Loading, Code Splitting, SEO, a11y, Performance Optimization</w:t>
       </w:r>
     </w:p>
     <w:p>
@@ -89,7 +89,7 @@
         <w:pStyle w:val="ListBullet"/>
       </w:pPr>
       <w:r>
-        <w:t>Architected and shipped production features for enterprise headless CMS (Nextly) using Next.js App Router, TypeScript, and TanStack Query</w:t>
+        <w:t>Architected and shipped production features for an enterprise headless CMS (Nextly) using Next.js App Router, TypeScript, and TanStack Query</w:t>
       </w:r>
     </w:p>
     <w:p>
@@ -97,7 +97,7 @@
         <w:pStyle w:val="ListBullet"/>
       </w:pPr>
       <w:r>
-        <w:t>Owned full authentication and access control layer with JWT-based auth and flexible RBAC system supporting multiple user roles</w:t>
+        <w:t>Owned the full authentication and access control layer: JWT-based auth and a flexible RBAC system supporting multiple user roles across client organizations</w:t>
       </w:r>
     </w:p>
     <w:p>
@@ -105,7 +105,7 @@
         <w:pStyle w:val="ListBullet"/>
       </w:pPr>
       <w:r>
-        <w:t>Designed and maintained pluggable multi-database adapter system supporting PostgreSQL, MySQL, and SQLite</w:t>
+        <w:t>Designed and maintained a pluggable multi-database adapter system (PostgreSQL, MySQL, SQLite)</w:t>
       </w:r>
     </w:p>
     <w:p>
@@ -121,7 +121,7 @@
         <w:pStyle w:val="ListBullet"/>
       </w:pPr>
       <w:r>
-        <w:t>Built customizable admin dashboard for collections, media uploads, user roles, and system settings</w:t>
+        <w:t>Built a fully customizable admin dashboard for collections, media uploads, user roles, and system settings</w:t>
       </w:r>
     </w:p>
     <w:p>
@@ -129,7 +129,7 @@
         <w:pStyle w:val="ListBullet"/>
       </w:pPr>
       <w:r>
-        <w:t>Delivered pixel-perfect, responsive UIs with Tailwind CSS, strict a11y and SEO standards</w:t>
+        <w:t>Delivered pixel-perfect, responsive UIs from Figma designs with Tailwind CSS, strict a11y and SEO standards</w:t>
       </w:r>
     </w:p>
     <w:p>
@@ -142,7 +142,7 @@
     </w:p>
     <w:p>
       <w:r>
-        <w:t>**Nextly** - Enterprise Headless CMS &amp; SaaS Framework</w:t>
+        <w:t>**Nextly - Enterprise Headless CMS &amp; SaaS Framework (Live)**</w:t>
       </w:r>
     </w:p>
     <w:p>
@@ -150,7 +150,7 @@
         <w:pStyle w:val="ListBullet"/>
       </w:pPr>
       <w:r>
-        <w:t>TypeScript-first CMS framework for content-driven products inside Next.js</w:t>
+        <w:t>TypeScript-first CMS framework for content-driven products inside Next.js, comparable in scope to Payload CMS or Sanity</w:t>
       </w:r>
     </w:p>
     <w:p>
@@ -158,7 +158,7 @@
         <w:pStyle w:val="ListBullet"/>
       </w:pPr>
       <w:r>
-        <w:t>Dual-mode content workflow: code-defined models plus drag-and-drop visual builder</w:t>
+        <w:t>Dual-mode content workflow: code-defined models plus drag-and-drop visual builder with instant preview</w:t>
       </w:r>
     </w:p>
     <w:p>
@@ -174,7 +174,7 @@
         <w:pStyle w:val="ListBullet"/>
       </w:pPr>
       <w:r>
-        <w:t>PostgreSQL, MySQL, SQLite via pluggable Drizzle ORM adapters</w:t>
+        <w:t>PostgreSQL, MySQL, SQLite via pluggable Drizzle ORM adapters - zero code changes when switching databases</w:t>
       </w:r>
     </w:p>
     <w:p>
@@ -182,12 +182,12 @@
         <w:pStyle w:val="ListBullet"/>
       </w:pPr>
       <w:r>
-        <w:t>Fully containerized with Docker; CI/CD on Vercel and self-hosted</w:t>
+        <w:t>Fully containerized with Docker; reproducible builds and CI/CD on Vercel and self-hosted</w:t>
       </w:r>
     </w:p>
     <w:p>
       <w:r>
-        <w:t>**RextAI** - AI-Powered Content Intelligence Platform</w:t>
+        <w:t>**RextAI - AI-Powered Content Intelligence Platform (Live)**</w:t>
       </w:r>
     </w:p>
     <w:p>
@@ -203,7 +203,7 @@
         <w:pStyle w:val="ListBullet"/>
       </w:pPr>
       <w:r>
-        <w:t>AI article generation editor with keyword input and E-E-A-T optimization controls</w:t>
+        <w:t>AI article generation editor with keyword input, E-E-A-T optimization controls, and humanization layer</w:t>
       </w:r>
     </w:p>
     <w:p>
@@ -211,7 +211,7 @@
         <w:pStyle w:val="ListBullet"/>
       </w:pPr>
       <w:r>
-        <w:t>One-click CMS auto-publish integrating WordPress, Webflow, and Ghost APIs</w:t>
+        <w:t>One-click CMS auto-publish integrating WordPress, Webflow, and Ghost APIs with OAuth flows</w:t>
       </w:r>
     </w:p>
     <w:p>
@@ -219,12 +219,12 @@
         <w:pStyle w:val="ListBullet"/>
       </w:pPr>
       <w:r>
-        <w:t>Frontend performance via SSR, caching, lazy loading, and code splitting</w:t>
+        <w:t>Frontend performance via SSR, caching, lazy loading, code splitting</w:t>
       </w:r>
     </w:p>
     <w:p>
       <w:r>
-        <w:t>**HireIQ** - AI-Powered Recruitment &amp; Evaluation Platform</w:t>
+        <w:t>**HireIQ - AI-Powered Recruitment &amp; Evaluation Platform (Live)**</w:t>
       </w:r>
     </w:p>
     <w:p>
@@ -245,7 +245,7 @@
     </w:p>
     <w:p>
       <w:r>
-        <w:t>**21Century Equipment** - B2B Equipment Management Platform</w:t>
+        <w:t>**21Century Equipment - B2B Equipment Management Platform (Live)**</w:t>
       </w:r>
     </w:p>
     <w:p>
@@ -253,7 +253,20 @@
         <w:pStyle w:val="ListBullet"/>
       </w:pPr>
       <w:r>
-        <w:t>Full-stack application built with Next.js, React, Redux Toolkit, Stripe, and Google Maps API</w:t>
+        <w:t>Full-stack application featuring Next.js, React, Redux Toolkit, Stripe, and Google Maps API</w:t>
+      </w:r>
+    </w:p>
+    <w:p>
+      <w:r>
+        <w:t>**4Rivers Equipment - Enterprise E-Commerce &amp; Rental Platform (Live)**</w:t>
+      </w:r>
+    </w:p>
+    <w:p>
+      <w:pPr>
+        <w:pStyle w:val="ListBullet"/>
+      </w:pPr>
+      <w:r>
+        <w:t>Comprehensive e-commerce solution with Next.js, React, Redux Toolkit, Stripe, and Google Maps integration</w:t>
       </w:r>
     </w:p>
     <w:p>
@@ -286,8 +299,19 @@
       </w:r>
     </w:p>
     <w:p>
+      <w:pPr>
+        <w:pStyle w:val="ListBullet"/>
+      </w:pPr>
       <w:r>
-        <w:t>English, Urdu</w:t>
+        <w:t>English</w:t>
+      </w:r>
+    </w:p>
+    <w:p>
+      <w:pPr>
+        <w:pStyle w:val="ListBullet"/>
+      </w:pPr>
+      <w:r>
+        <w:t>Urdu</w:t>
       </w:r>
     </w:p>
     <w:sectPr>
